--- a/Results/Consensus_more_than_2/MC/transNEO_Summary_of_clinical_variables.docx
+++ b/Results/Consensus_more_than_2/MC/transNEO_Summary_of_clinical_variables.docx
@@ -130,7 +130,7 @@
               <w:pStyle w:stlname="Normal" w:val="Normal"/>
             </w:pPr>
             <w:r>
-              <w:t>   31</w:t>
+              <w:t>   30</w:t>
             </w:r>
           </w:p>
         </w:tc>
@@ -150,17 +150,17 @@
               <w:pStyle w:stlname="Normal" w:val="Normal"/>
             </w:pPr>
             <w:r>
-              <w:t>   50</w:t>
-            </w:r>
-          </w:p>
-        </w:tc>
-        <w:tc>
-          <w:p>
-            <w:pPr>
-              <w:pStyle w:stlname="Normal" w:val="Normal"/>
-            </w:pPr>
-            <w:r>
-              <w:t>   26</w:t>
+              <w:t>   52</w:t>
+            </w:r>
+          </w:p>
+        </w:tc>
+        <w:tc>
+          <w:p>
+            <w:pPr>
+              <w:pStyle w:stlname="Normal" w:val="Normal"/>
+            </w:pPr>
+            <w:r>
+              <w:t>   25</w:t>
             </w:r>
           </w:p>
         </w:tc>
@@ -212,7 +212,7 @@
               <w:pStyle w:stlname="Normal" w:val="Normal"/>
             </w:pPr>
             <w:r>
-              <w:t>   31 (100.0) </w:t>
+              <w:t>   30 (100.0) </w:t>
             </w:r>
           </w:p>
         </w:tc>
@@ -396,7 +396,7 @@
               <w:pStyle w:stlname="Normal" w:val="Normal"/>
             </w:pPr>
             <w:r>
-              <w:t>   50 (100.0) </w:t>
+              <w:t>   52 (100.0) </w:t>
             </w:r>
           </w:p>
         </w:tc>
@@ -488,7 +488,7 @@
               <w:pStyle w:stlname="Normal" w:val="Normal"/>
             </w:pPr>
             <w:r>
-              <w:t>   26 (100.0) </w:t>
+              <w:t>   25 (100.0) </w:t>
             </w:r>
           </w:p>
         </w:tc>
@@ -540,7 +540,7 @@
               <w:pStyle w:stlname="Normal" w:val="Normal"/>
             </w:pPr>
             <w:r>
-              <w:t>   12 ( 38.7) </w:t>
+              <w:t>   11 ( 36.7) </w:t>
             </w:r>
           </w:p>
         </w:tc>
@@ -560,27 +560,27 @@
               <w:pStyle w:stlname="Normal" w:val="Normal"/>
             </w:pPr>
             <w:r>
-              <w:t>   30 ( 60.0) </w:t>
-            </w:r>
-          </w:p>
-        </w:tc>
-        <w:tc>
-          <w:p>
-            <w:pPr>
-              <w:pStyle w:stlname="Normal" w:val="Normal"/>
-            </w:pPr>
-            <w:r>
-              <w:t>   17 ( 65.4) </w:t>
-            </w:r>
-          </w:p>
-        </w:tc>
-        <w:tc>
-          <w:p>
-            <w:pPr>
-              <w:pStyle w:stlname="Normal" w:val="Normal"/>
-            </w:pPr>
-            <w:r>
-              <w:t> 0.009</w:t>
+              <w:t>   31 ( 59.6) </w:t>
+            </w:r>
+          </w:p>
+        </w:tc>
+        <w:tc>
+          <w:p>
+            <w:pPr>
+              <w:pStyle w:stlname="Normal" w:val="Normal"/>
+            </w:pPr>
+            <w:r>
+              <w:t>   17 ( 68.0) </w:t>
+            </w:r>
+          </w:p>
+        </w:tc>
+        <w:tc>
+          <w:p>
+            <w:pPr>
+              <w:pStyle w:stlname="Normal" w:val="Normal"/>
+            </w:pPr>
+            <w:r>
+              <w:t> 0.005</w:t>
             </w:r>
           </w:p>
         </w:tc>
@@ -622,7 +622,7 @@
               <w:pStyle w:stlname="Normal" w:val="Normal"/>
             </w:pPr>
             <w:r>
-              <w:t>   19 ( 61.3) </w:t>
+              <w:t>   19 ( 63.3) </w:t>
             </w:r>
           </w:p>
         </w:tc>
@@ -642,17 +642,17 @@
               <w:pStyle w:stlname="Normal" w:val="Normal"/>
             </w:pPr>
             <w:r>
-              <w:t>   20 ( 40.0) </w:t>
-            </w:r>
-          </w:p>
-        </w:tc>
-        <w:tc>
-          <w:p>
-            <w:pPr>
-              <w:pStyle w:stlname="Normal" w:val="Normal"/>
-            </w:pPr>
-            <w:r>
-              <w:t>    9 ( 34.6) </w:t>
+              <w:t>   21 ( 40.4) </w:t>
+            </w:r>
+          </w:p>
+        </w:tc>
+        <w:tc>
+          <w:p>
+            <w:pPr>
+              <w:pStyle w:stlname="Normal" w:val="Normal"/>
+            </w:pPr>
+            <w:r>
+              <w:t>    8 ( 32.0) </w:t>
             </w:r>
           </w:p>
         </w:tc>
@@ -704,7 +704,7 @@
               <w:pStyle w:stlname="Normal" w:val="Normal"/>
             </w:pPr>
             <w:r>
-              <w:t>    4 ( 12.9) </w:t>
+              <w:t>    3 ( 10.0) </w:t>
             </w:r>
           </w:p>
         </w:tc>
@@ -724,17 +724,17 @@
               <w:pStyle w:stlname="Normal" w:val="Normal"/>
             </w:pPr>
             <w:r>
-              <w:t>   25 ( 50.0) </w:t>
-            </w:r>
-          </w:p>
-        </w:tc>
-        <w:tc>
-          <w:p>
-            <w:pPr>
-              <w:pStyle w:stlname="Normal" w:val="Normal"/>
-            </w:pPr>
-            <w:r>
-              <w:t>   20 ( 76.9) </w:t>
+              <w:t>   27 ( 51.9) </w:t>
+            </w:r>
+          </w:p>
+        </w:tc>
+        <w:tc>
+          <w:p>
+            <w:pPr>
+              <w:pStyle w:stlname="Normal" w:val="Normal"/>
+            </w:pPr>
+            <w:r>
+              <w:t>   19 ( 76.0) </w:t>
             </w:r>
           </w:p>
         </w:tc>
@@ -786,7 +786,7 @@
               <w:pStyle w:stlname="Normal" w:val="Normal"/>
             </w:pPr>
             <w:r>
-              <w:t>   27 ( 87.1) </w:t>
+              <w:t>   27 ( 90.0) </w:t>
             </w:r>
           </w:p>
         </w:tc>
@@ -806,17 +806,17 @@
               <w:pStyle w:stlname="Normal" w:val="Normal"/>
             </w:pPr>
             <w:r>
-              <w:t>   25 ( 50.0) </w:t>
-            </w:r>
-          </w:p>
-        </w:tc>
-        <w:tc>
-          <w:p>
-            <w:pPr>
-              <w:pStyle w:stlname="Normal" w:val="Normal"/>
-            </w:pPr>
-            <w:r>
-              <w:t>    6 ( 23.1) </w:t>
+              <w:t>   25 ( 48.1) </w:t>
+            </w:r>
+          </w:p>
+        </w:tc>
+        <w:tc>
+          <w:p>
+            <w:pPr>
+              <w:pStyle w:stlname="Normal" w:val="Normal"/>
+            </w:pPr>
+            <w:r>
+              <w:t>    6 ( 24.0) </w:t>
             </w:r>
           </w:p>
         </w:tc>
@@ -868,7 +868,7 @@
               <w:pStyle w:stlname="Normal" w:val="Normal"/>
             </w:pPr>
             <w:r>
-              <w:t>   16 ( 51.6) </w:t>
+              <w:t>   15 ( 50.0) </w:t>
             </w:r>
           </w:p>
         </w:tc>
@@ -888,27 +888,27 @@
               <w:pStyle w:stlname="Normal" w:val="Normal"/>
             </w:pPr>
             <w:r>
-              <w:t>   30 ( 60.0) </w:t>
-            </w:r>
-          </w:p>
-        </w:tc>
-        <w:tc>
-          <w:p>
-            <w:pPr>
-              <w:pStyle w:stlname="Normal" w:val="Normal"/>
-            </w:pPr>
-            <w:r>
-              <w:t>   17 ( 65.4) </w:t>
-            </w:r>
-          </w:p>
-        </w:tc>
-        <w:tc>
-          <w:p>
-            <w:pPr>
-              <w:pStyle w:stlname="Normal" w:val="Normal"/>
-            </w:pPr>
-            <w:r>
-              <w:t> 0.539</w:t>
+              <w:t>   32 ( 61.5) </w:t>
+            </w:r>
+          </w:p>
+        </w:tc>
+        <w:tc>
+          <w:p>
+            <w:pPr>
+              <w:pStyle w:stlname="Normal" w:val="Normal"/>
+            </w:pPr>
+            <w:r>
+              <w:t>   16 ( 64.0) </w:t>
+            </w:r>
+          </w:p>
+        </w:tc>
+        <w:tc>
+          <w:p>
+            <w:pPr>
+              <w:pStyle w:stlname="Normal" w:val="Normal"/>
+            </w:pPr>
+            <w:r>
+              <w:t> 0.491</w:t>
             </w:r>
           </w:p>
         </w:tc>
@@ -950,7 +950,7 @@
               <w:pStyle w:stlname="Normal" w:val="Normal"/>
             </w:pPr>
             <w:r>
-              <w:t>   15 ( 48.4) </w:t>
+              <w:t>   15 ( 50.0) </w:t>
             </w:r>
           </w:p>
         </w:tc>
@@ -970,17 +970,17 @@
               <w:pStyle w:stlname="Normal" w:val="Normal"/>
             </w:pPr>
             <w:r>
-              <w:t>   20 ( 40.0) </w:t>
-            </w:r>
-          </w:p>
-        </w:tc>
-        <w:tc>
-          <w:p>
-            <w:pPr>
-              <w:pStyle w:stlname="Normal" w:val="Normal"/>
-            </w:pPr>
-            <w:r>
-              <w:t>    9 ( 34.6) </w:t>
+              <w:t>   20 ( 38.5) </w:t>
+            </w:r>
+          </w:p>
+        </w:tc>
+        <w:tc>
+          <w:p>
+            <w:pPr>
+              <w:pStyle w:stlname="Normal" w:val="Normal"/>
+            </w:pPr>
+            <w:r>
+              <w:t>    9 ( 36.0) </w:t>
             </w:r>
           </w:p>
         </w:tc>
@@ -1114,7 +1114,7 @@
               <w:pStyle w:stlname="Normal" w:val="Normal"/>
             </w:pPr>
             <w:r>
-              <w:t>    4 ( 12.9) </w:t>
+              <w:t>    4 ( 13.3) </w:t>
             </w:r>
           </w:p>
         </w:tc>
@@ -1134,17 +1134,17 @@
               <w:pStyle w:stlname="Normal" w:val="Normal"/>
             </w:pPr>
             <w:r>
-              <w:t>   17 ( 34.0) </w:t>
-            </w:r>
-          </w:p>
-        </w:tc>
-        <w:tc>
-          <w:p>
-            <w:pPr>
-              <w:pStyle w:stlname="Normal" w:val="Normal"/>
-            </w:pPr>
-            <w:r>
-              <w:t>    4 ( 15.4) </w:t>
+              <w:t>   17 ( 32.7) </w:t>
+            </w:r>
+          </w:p>
+        </w:tc>
+        <w:tc>
+          <w:p>
+            <w:pPr>
+              <w:pStyle w:stlname="Normal" w:val="Normal"/>
+            </w:pPr>
+            <w:r>
+              <w:t>    4 ( 16.0) </w:t>
             </w:r>
           </w:p>
         </w:tc>
@@ -1196,7 +1196,7 @@
               <w:pStyle w:stlname="Normal" w:val="Normal"/>
             </w:pPr>
             <w:r>
-              <w:t>   27 ( 87.1) </w:t>
+              <w:t>   26 ( 86.7) </w:t>
             </w:r>
           </w:p>
         </w:tc>
@@ -1216,17 +1216,17 @@
               <w:pStyle w:stlname="Normal" w:val="Normal"/>
             </w:pPr>
             <w:r>
-              <w:t>   33 ( 66.0) </w:t>
-            </w:r>
-          </w:p>
-        </w:tc>
-        <w:tc>
-          <w:p>
-            <w:pPr>
-              <w:pStyle w:stlname="Normal" w:val="Normal"/>
-            </w:pPr>
-            <w:r>
-              <w:t>   22 ( 84.6) </w:t>
+              <w:t>   35 ( 67.3) </w:t>
+            </w:r>
+          </w:p>
+        </w:tc>
+        <w:tc>
+          <w:p>
+            <w:pPr>
+              <w:pStyle w:stlname="Normal" w:val="Normal"/>
+            </w:pPr>
+            <w:r>
+              <w:t>   21 ( 84.0) </w:t>
             </w:r>
           </w:p>
         </w:tc>
@@ -1360,7 +1360,7 @@
               <w:pStyle w:stlname="Normal" w:val="Normal"/>
             </w:pPr>
             <w:r>
-              <w:t>    2 (  6.5) </w:t>
+              <w:t>    2 (  6.7) </w:t>
             </w:r>
           </w:p>
         </w:tc>
@@ -1380,17 +1380,17 @@
               <w:pStyle w:stlname="Normal" w:val="Normal"/>
             </w:pPr>
             <w:r>
-              <w:t>   21 ( 42.0) </w:t>
-            </w:r>
-          </w:p>
-        </w:tc>
-        <w:tc>
-          <w:p>
-            <w:pPr>
-              <w:pStyle w:stlname="Normal" w:val="Normal"/>
-            </w:pPr>
-            <w:r>
-              <w:t>   14 ( 53.8) </w:t>
+              <w:t>   21 ( 40.4) </w:t>
+            </w:r>
+          </w:p>
+        </w:tc>
+        <w:tc>
+          <w:p>
+            <w:pPr>
+              <w:pStyle w:stlname="Normal" w:val="Normal"/>
+            </w:pPr>
+            <w:r>
+              <w:t>   14 ( 56.0) </w:t>
             </w:r>
           </w:p>
         </w:tc>
@@ -1442,7 +1442,7 @@
               <w:pStyle w:stlname="Normal" w:val="Normal"/>
             </w:pPr>
             <w:r>
-              <w:t>   29 ( 93.5) </w:t>
+              <w:t>   28 ( 93.3) </w:t>
             </w:r>
           </w:p>
         </w:tc>
@@ -1462,17 +1462,17 @@
               <w:pStyle w:stlname="Normal" w:val="Normal"/>
             </w:pPr>
             <w:r>
-              <w:t>   29 ( 58.0) </w:t>
-            </w:r>
-          </w:p>
-        </w:tc>
-        <w:tc>
-          <w:p>
-            <w:pPr>
-              <w:pStyle w:stlname="Normal" w:val="Normal"/>
-            </w:pPr>
-            <w:r>
-              <w:t>   12 ( 46.2) </w:t>
+              <w:t>   31 ( 59.6) </w:t>
+            </w:r>
+          </w:p>
+        </w:tc>
+        <w:tc>
+          <w:p>
+            <w:pPr>
+              <w:pStyle w:stlname="Normal" w:val="Normal"/>
+            </w:pPr>
+            <w:r>
+              <w:t>   11 ( 44.0) </w:t>
             </w:r>
           </w:p>
         </w:tc>
@@ -1524,7 +1524,7 @@
               <w:pStyle w:stlname="Normal" w:val="Normal"/>
             </w:pPr>
             <w:r>
-              <w:t>53.00 [48.50, 58.50]</w:t>
+              <w:t>53.00 [48.25, 57.75]</w:t>
             </w:r>
           </w:p>
         </w:tc>
@@ -1544,27 +1544,27 @@
               <w:pStyle w:stlname="Normal" w:val="Normal"/>
             </w:pPr>
             <w:r>
-              <w:t>49.00 [39.25, 56.50]</w:t>
-            </w:r>
-          </w:p>
-        </w:tc>
-        <w:tc>
-          <w:p>
-            <w:pPr>
-              <w:pStyle w:stlname="Normal" w:val="Normal"/>
-            </w:pPr>
-            <w:r>
-              <w:t>50.00 [36.50, 58.50]</w:t>
-            </w:r>
-          </w:p>
-        </w:tc>
-        <w:tc>
-          <w:p>
-            <w:pPr>
-              <w:pStyle w:stlname="Normal" w:val="Normal"/>
-            </w:pPr>
-            <w:r>
-              <w:t> 0.328</w:t>
+              <w:t>49.00 [38.75, 57.00]</w:t>
+            </w:r>
+          </w:p>
+        </w:tc>
+        <w:tc>
+          <w:p>
+            <w:pPr>
+              <w:pStyle w:stlname="Normal" w:val="Normal"/>
+            </w:pPr>
+            <w:r>
+              <w:t>50.00 [41.00, 59.00]</w:t>
+            </w:r>
+          </w:p>
+        </w:tc>
+        <w:tc>
+          <w:p>
+            <w:pPr>
+              <w:pStyle w:stlname="Normal" w:val="Normal"/>
+            </w:pPr>
+            <w:r>
+              <w:t> 0.442</w:t>
             </w:r>
           </w:p>
         </w:tc>
@@ -1606,7 +1606,7 @@
               <w:pStyle w:stlname="Normal" w:val="Normal"/>
             </w:pPr>
             <w:r>
-              <w:t>    2 (  6.5) </w:t>
+              <w:t>    2 (  6.7) </w:t>
             </w:r>
           </w:p>
         </w:tc>
@@ -1626,27 +1626,27 @@
               <w:pStyle w:stlname="Normal" w:val="Normal"/>
             </w:pPr>
             <w:r>
-              <w:t>    4 (  8.0) </w:t>
-            </w:r>
-          </w:p>
-        </w:tc>
-        <w:tc>
-          <w:p>
-            <w:pPr>
-              <w:pStyle w:stlname="Normal" w:val="Normal"/>
-            </w:pPr>
-            <w:r>
-              <w:t>    3 ( 11.5) </w:t>
-            </w:r>
-          </w:p>
-        </w:tc>
-        <w:tc>
-          <w:p>
-            <w:pPr>
-              <w:pStyle w:stlname="Normal" w:val="Normal"/>
-            </w:pPr>
-            <w:r>
-              <w:t> 0.572</w:t>
+              <w:t>    4 (  7.7) </w:t>
+            </w:r>
+          </w:p>
+        </w:tc>
+        <w:tc>
+          <w:p>
+            <w:pPr>
+              <w:pStyle w:stlname="Normal" w:val="Normal"/>
+            </w:pPr>
+            <w:r>
+              <w:t>    3 ( 12.0) </w:t>
+            </w:r>
+          </w:p>
+        </w:tc>
+        <w:tc>
+          <w:p>
+            <w:pPr>
+              <w:pStyle w:stlname="Normal" w:val="Normal"/>
+            </w:pPr>
+            <w:r>
+              <w:t> 0.784</w:t>
             </w:r>
           </w:p>
         </w:tc>
@@ -1688,7 +1688,7 @@
               <w:pStyle w:stlname="Normal" w:val="Normal"/>
             </w:pPr>
             <w:r>
-              <w:t>   18 ( 58.1) </w:t>
+              <w:t>   17 ( 56.7) </w:t>
             </w:r>
           </w:p>
         </w:tc>
@@ -1708,17 +1708,17 @@
               <w:pStyle w:stlname="Normal" w:val="Normal"/>
             </w:pPr>
             <w:r>
-              <w:t>   33 ( 66.0) </w:t>
-            </w:r>
-          </w:p>
-        </w:tc>
-        <w:tc>
-          <w:p>
-            <w:pPr>
-              <w:pStyle w:stlname="Normal" w:val="Normal"/>
-            </w:pPr>
-            <w:r>
-              <w:t>   15 ( 57.7) </w:t>
+              <w:t>   34 ( 65.4) </w:t>
+            </w:r>
+          </w:p>
+        </w:tc>
+        <w:tc>
+          <w:p>
+            <w:pPr>
+              <w:pStyle w:stlname="Normal" w:val="Normal"/>
+            </w:pPr>
+            <w:r>
+              <w:t>   15 ( 60.0) </w:t>
             </w:r>
           </w:p>
         </w:tc>
@@ -1770,7 +1770,7 @@
               <w:pStyle w:stlname="Normal" w:val="Normal"/>
             </w:pPr>
             <w:r>
-              <w:t>    8 ( 25.8) </w:t>
+              <w:t>    8 ( 26.7) </w:t>
             </w:r>
           </w:p>
         </w:tc>
@@ -1790,17 +1790,17 @@
               <w:pStyle w:stlname="Normal" w:val="Normal"/>
             </w:pPr>
             <w:r>
-              <w:t>   12 ( 24.0) </w:t>
-            </w:r>
-          </w:p>
-        </w:tc>
-        <w:tc>
-          <w:p>
-            <w:pPr>
-              <w:pStyle w:stlname="Normal" w:val="Normal"/>
-            </w:pPr>
-            <w:r>
-              <w:t>    5 ( 19.2) </w:t>
+              <w:t>   12 ( 23.1) </w:t>
+            </w:r>
+          </w:p>
+        </w:tc>
+        <w:tc>
+          <w:p>
+            <w:pPr>
+              <w:pStyle w:stlname="Normal" w:val="Normal"/>
+            </w:pPr>
+            <w:r>
+              <w:t>    5 ( 20.0) </w:t>
             </w:r>
           </w:p>
         </w:tc>
@@ -1852,7 +1852,7 @@
               <w:pStyle w:stlname="Normal" w:val="Normal"/>
             </w:pPr>
             <w:r>
-              <w:t>    3 (  9.7) </w:t>
+              <w:t>    3 ( 10.0) </w:t>
             </w:r>
           </w:p>
         </w:tc>
@@ -1872,17 +1872,17 @@
               <w:pStyle w:stlname="Normal" w:val="Normal"/>
             </w:pPr>
             <w:r>
-              <w:t>    1 (  2.0) </w:t>
-            </w:r>
-          </w:p>
-        </w:tc>
-        <w:tc>
-          <w:p>
-            <w:pPr>
-              <w:pStyle w:stlname="Normal" w:val="Normal"/>
-            </w:pPr>
-            <w:r>
-              <w:t>    3 ( 11.5) </w:t>
+              <w:t>    2 (  3.8) </w:t>
+            </w:r>
+          </w:p>
+        </w:tc>
+        <w:tc>
+          <w:p>
+            <w:pPr>
+              <w:pStyle w:stlname="Normal" w:val="Normal"/>
+            </w:pPr>
+            <w:r>
+              <w:t>    2 (  8.0) </w:t>
             </w:r>
           </w:p>
         </w:tc>
@@ -1954,17 +1954,17 @@
               <w:pStyle w:stlname="Normal" w:val="Normal"/>
             </w:pPr>
             <w:r>
-              <w:t>   18 ( 36.7) </w:t>
-            </w:r>
-          </w:p>
-        </w:tc>
-        <w:tc>
-          <w:p>
-            <w:pPr>
-              <w:pStyle w:stlname="Normal" w:val="Normal"/>
-            </w:pPr>
-            <w:r>
-              <w:t>   19 ( 73.1) </w:t>
+              <w:t>   19 ( 37.3) </w:t>
+            </w:r>
+          </w:p>
+        </w:tc>
+        <w:tc>
+          <w:p>
+            <w:pPr>
+              <w:pStyle w:stlname="Normal" w:val="Normal"/>
+            </w:pPr>
+            <w:r>
+              <w:t>   18 ( 72.0) </w:t>
             </w:r>
           </w:p>
         </w:tc>
@@ -2016,7 +2016,7 @@
               <w:pStyle w:stlname="Normal" w:val="Normal"/>
             </w:pPr>
             <w:r>
-              <w:t>   11 ( 35.5) </w:t>
+              <w:t>   10 ( 33.3) </w:t>
             </w:r>
           </w:p>
         </w:tc>
@@ -2036,17 +2036,17 @@
               <w:pStyle w:stlname="Normal" w:val="Normal"/>
             </w:pPr>
             <w:r>
-              <w:t>   14 ( 28.6) </w:t>
-            </w:r>
-          </w:p>
-        </w:tc>
-        <w:tc>
-          <w:p>
-            <w:pPr>
-              <w:pStyle w:stlname="Normal" w:val="Normal"/>
-            </w:pPr>
-            <w:r>
-              <w:t>    5 ( 19.2) </w:t>
+              <w:t>   15 ( 29.4) </w:t>
+            </w:r>
+          </w:p>
+        </w:tc>
+        <w:tc>
+          <w:p>
+            <w:pPr>
+              <w:pStyle w:stlname="Normal" w:val="Normal"/>
+            </w:pPr>
+            <w:r>
+              <w:t>    5 ( 20.0) </w:t>
             </w:r>
           </w:p>
         </w:tc>
@@ -2098,7 +2098,7 @@
               <w:pStyle w:stlname="Normal" w:val="Normal"/>
             </w:pPr>
             <w:r>
-              <w:t>   18 ( 58.1) </w:t>
+              <w:t>   18 ( 60.0) </w:t>
             </w:r>
           </w:p>
         </w:tc>
@@ -2118,17 +2118,17 @@
               <w:pStyle w:stlname="Normal" w:val="Normal"/>
             </w:pPr>
             <w:r>
-              <w:t>    9 ( 18.4) </w:t>
-            </w:r>
-          </w:p>
-        </w:tc>
-        <w:tc>
-          <w:p>
-            <w:pPr>
-              <w:pStyle w:stlname="Normal" w:val="Normal"/>
-            </w:pPr>
-            <w:r>
-              <w:t>    2 (  7.7) </w:t>
+              <w:t>    9 ( 17.6) </w:t>
+            </w:r>
+          </w:p>
+        </w:tc>
+        <w:tc>
+          <w:p>
+            <w:pPr>
+              <w:pStyle w:stlname="Normal" w:val="Normal"/>
+            </w:pPr>
+            <w:r>
+              <w:t>    2 (  8.0) </w:t>
             </w:r>
           </w:p>
         </w:tc>
@@ -2180,7 +2180,7 @@
               <w:pStyle w:stlname="Normal" w:val="Normal"/>
             </w:pPr>
             <w:r>
-              <w:t>    2 (  6.5) </w:t>
+              <w:t>    2 (  6.7) </w:t>
             </w:r>
           </w:p>
         </w:tc>
@@ -2200,7 +2200,7 @@
               <w:pStyle w:stlname="Normal" w:val="Normal"/>
             </w:pPr>
             <w:r>
-              <w:t>    3 (  6.1) </w:t>
+              <w:t>    3 (  5.9) </w:t>
             </w:r>
           </w:p>
         </w:tc>
@@ -2282,7 +2282,7 @@
               <w:pStyle w:stlname="Normal" w:val="Normal"/>
             </w:pPr>
             <w:r>
-              <w:t>    5 ( 10.2) </w:t>
+              <w:t>    5 (  9.8) </w:t>
             </w:r>
           </w:p>
         </w:tc>
@@ -2426,7 +2426,7 @@
               <w:pStyle w:stlname="Normal" w:val="Normal"/>
             </w:pPr>
             <w:r>
-              <w:t>    4 ( 12.9) </w:t>
+              <w:t>    4 ( 13.3) </w:t>
             </w:r>
           </w:p>
         </w:tc>
@@ -2446,7 +2446,7 @@
               <w:pStyle w:stlname="Normal" w:val="Normal"/>
             </w:pPr>
             <w:r>
-              <w:t>    1 (  2.0) </w:t>
+              <w:t>    1 (  1.9) </w:t>
             </w:r>
           </w:p>
         </w:tc>
@@ -2508,7 +2508,7 @@
               <w:pStyle w:stlname="Normal" w:val="Normal"/>
             </w:pPr>
             <w:r>
-              <w:t>    6 ( 19.4) </w:t>
+              <w:t>    6 ( 20.0) </w:t>
             </w:r>
           </w:p>
         </w:tc>
@@ -2528,7 +2528,7 @@
               <w:pStyle w:stlname="Normal" w:val="Normal"/>
             </w:pPr>
             <w:r>
-              <w:t>    1 (  2.0) </w:t>
+              <w:t>    1 (  1.9) </w:t>
             </w:r>
           </w:p>
         </w:tc>
@@ -2610,7 +2610,7 @@
               <w:pStyle w:stlname="Normal" w:val="Normal"/>
             </w:pPr>
             <w:r>
-              <w:t>    3 (  6.0) </w:t>
+              <w:t>    3 (  5.8) </w:t>
             </w:r>
           </w:p>
         </w:tc>
@@ -2672,7 +2672,7 @@
               <w:pStyle w:stlname="Normal" w:val="Normal"/>
             </w:pPr>
             <w:r>
-              <w:t>    1 (  3.2) </w:t>
+              <w:t>    0 (  0.0) </w:t>
             </w:r>
           </w:p>
         </w:tc>
@@ -2692,17 +2692,17 @@
               <w:pStyle w:stlname="Normal" w:val="Normal"/>
             </w:pPr>
             <w:r>
-              <w:t>    9 ( 18.0) </w:t>
-            </w:r>
-          </w:p>
-        </w:tc>
-        <w:tc>
-          <w:p>
-            <w:pPr>
-              <w:pStyle w:stlname="Normal" w:val="Normal"/>
-            </w:pPr>
-            <w:r>
-              <w:t>    2 (  7.7) </w:t>
+              <w:t>   10 ( 19.2) </w:t>
+            </w:r>
+          </w:p>
+        </w:tc>
+        <w:tc>
+          <w:p>
+            <w:pPr>
+              <w:pStyle w:stlname="Normal" w:val="Normal"/>
+            </w:pPr>
+            <w:r>
+              <w:t>    2 (  8.0) </w:t>
             </w:r>
           </w:p>
         </w:tc>
@@ -2754,7 +2754,7 @@
               <w:pStyle w:stlname="Normal" w:val="Normal"/>
             </w:pPr>
             <w:r>
-              <w:t>    9 ( 29.0) </w:t>
+              <w:t>    9 ( 30.0) </w:t>
             </w:r>
           </w:p>
         </w:tc>
@@ -2774,17 +2774,17 @@
               <w:pStyle w:stlname="Normal" w:val="Normal"/>
             </w:pPr>
             <w:r>
-              <w:t>   14 ( 28.0) </w:t>
-            </w:r>
-          </w:p>
-        </w:tc>
-        <w:tc>
-          <w:p>
-            <w:pPr>
-              <w:pStyle w:stlname="Normal" w:val="Normal"/>
-            </w:pPr>
-            <w:r>
-              <w:t>    5 ( 19.2) </w:t>
+              <w:t>   14 ( 26.9) </w:t>
+            </w:r>
+          </w:p>
+        </w:tc>
+        <w:tc>
+          <w:p>
+            <w:pPr>
+              <w:pStyle w:stlname="Normal" w:val="Normal"/>
+            </w:pPr>
+            <w:r>
+              <w:t>    5 ( 20.0) </w:t>
             </w:r>
           </w:p>
         </w:tc>
@@ -2836,7 +2836,7 @@
               <w:pStyle w:stlname="Normal" w:val="Normal"/>
             </w:pPr>
             <w:r>
-              <w:t>    5 ( 16.1) </w:t>
+              <w:t>    5 ( 16.7) </w:t>
             </w:r>
           </w:p>
         </w:tc>
@@ -2856,17 +2856,17 @@
               <w:pStyle w:stlname="Normal" w:val="Normal"/>
             </w:pPr>
             <w:r>
-              <w:t>    1 (  2.0) </w:t>
-            </w:r>
-          </w:p>
-        </w:tc>
-        <w:tc>
-          <w:p>
-            <w:pPr>
-              <w:pStyle w:stlname="Normal" w:val="Normal"/>
-            </w:pPr>
-            <w:r>
-              <w:t>    1 (  3.8) </w:t>
+              <w:t>    1 (  1.9) </w:t>
+            </w:r>
+          </w:p>
+        </w:tc>
+        <w:tc>
+          <w:p>
+            <w:pPr>
+              <w:pStyle w:stlname="Normal" w:val="Normal"/>
+            </w:pPr>
+            <w:r>
+              <w:t>    1 (  4.0) </w:t>
             </w:r>
           </w:p>
         </w:tc>
@@ -2938,7 +2938,7 @@
               <w:pStyle w:stlname="Normal" w:val="Normal"/>
             </w:pPr>
             <w:r>
-              <w:t>    2 (  4.0) </w:t>
+              <w:t>    2 (  3.8) </w:t>
             </w:r>
           </w:p>
         </w:tc>
@@ -3020,7 +3020,7 @@
               <w:pStyle w:stlname="Normal" w:val="Normal"/>
             </w:pPr>
             <w:r>
-              <w:t>    2 (  4.0) </w:t>
+              <w:t>    2 (  3.8) </w:t>
             </w:r>
           </w:p>
         </w:tc>
@@ -3082,7 +3082,7 @@
               <w:pStyle w:stlname="Normal" w:val="Normal"/>
             </w:pPr>
             <w:r>
-              <w:t>    6 ( 19.4) </w:t>
+              <w:t>    6 ( 20.0) </w:t>
             </w:r>
           </w:p>
         </w:tc>
@@ -3102,17 +3102,17 @@
               <w:pStyle w:stlname="Normal" w:val="Normal"/>
             </w:pPr>
             <w:r>
-              <w:t>    7 ( 14.0) </w:t>
-            </w:r>
-          </w:p>
-        </w:tc>
-        <w:tc>
-          <w:p>
-            <w:pPr>
-              <w:pStyle w:stlname="Normal" w:val="Normal"/>
-            </w:pPr>
-            <w:r>
-              <w:t>    3 ( 11.5) </w:t>
+              <w:t>    7 ( 13.5) </w:t>
+            </w:r>
+          </w:p>
+        </w:tc>
+        <w:tc>
+          <w:p>
+            <w:pPr>
+              <w:pStyle w:stlname="Normal" w:val="Normal"/>
+            </w:pPr>
+            <w:r>
+              <w:t>    3 ( 12.0) </w:t>
             </w:r>
           </w:p>
         </w:tc>
@@ -3184,17 +3184,17 @@
               <w:pStyle w:stlname="Normal" w:val="Normal"/>
             </w:pPr>
             <w:r>
-              <w:t>   10 ( 20.0) </w:t>
-            </w:r>
-          </w:p>
-        </w:tc>
-        <w:tc>
-          <w:p>
-            <w:pPr>
-              <w:pStyle w:stlname="Normal" w:val="Normal"/>
-            </w:pPr>
-            <w:r>
-              <w:t>   15 ( 57.7) </w:t>
+              <w:t>   11 ( 21.2) </w:t>
+            </w:r>
+          </w:p>
+        </w:tc>
+        <w:tc>
+          <w:p>
+            <w:pPr>
+              <w:pStyle w:stlname="Normal" w:val="Normal"/>
+            </w:pPr>
+            <w:r>
+              <w:t>   14 ( 56.0) </w:t>
             </w:r>
           </w:p>
         </w:tc>
@@ -3246,47 +3246,47 @@
               <w:pStyle w:stlname="Normal" w:val="Normal"/>
             </w:pPr>
             <w:r>
-              <w:t>    1 (  3.2) </w:t>
-            </w:r>
-          </w:p>
-        </w:tc>
-        <w:tc>
-          <w:p>
-            <w:pPr>
-              <w:pStyle w:stlname="Normal" w:val="Normal"/>
-            </w:pPr>
-            <w:r>
-              <w:t>    0 (  0.0) </w:t>
-            </w:r>
-          </w:p>
-        </w:tc>
-        <w:tc>
-          <w:p>
-            <w:pPr>
-              <w:pStyle w:stlname="Normal" w:val="Normal"/>
-            </w:pPr>
-            <w:r>
-              <w:t>    0 (  0.0) </w:t>
-            </w:r>
-          </w:p>
-        </w:tc>
-        <w:tc>
-          <w:p>
-            <w:pPr>
-              <w:pStyle w:stlname="Normal" w:val="Normal"/>
-            </w:pPr>
-            <w:r>
-              <w:t>    1 (  3.8) </w:t>
-            </w:r>
-          </w:p>
-        </w:tc>
-        <w:tc>
-          <w:p>
-            <w:pPr>
-              <w:pStyle w:stlname="Normal" w:val="Normal"/>
-            </w:pPr>
-            <w:r>
-              <w:t> 0.333</w:t>
+              <w:t>    1 (  3.3) </w:t>
+            </w:r>
+          </w:p>
+        </w:tc>
+        <w:tc>
+          <w:p>
+            <w:pPr>
+              <w:pStyle w:stlname="Normal" w:val="Normal"/>
+            </w:pPr>
+            <w:r>
+              <w:t>    0 (  0.0) </w:t>
+            </w:r>
+          </w:p>
+        </w:tc>
+        <w:tc>
+          <w:p>
+            <w:pPr>
+              <w:pStyle w:stlname="Normal" w:val="Normal"/>
+            </w:pPr>
+            <w:r>
+              <w:t>    1 (  1.9) </w:t>
+            </w:r>
+          </w:p>
+        </w:tc>
+        <w:tc>
+          <w:p>
+            <w:pPr>
+              <w:pStyle w:stlname="Normal" w:val="Normal"/>
+            </w:pPr>
+            <w:r>
+              <w:t>    0 (  0.0) </w:t>
+            </w:r>
+          </w:p>
+        </w:tc>
+        <w:tc>
+          <w:p>
+            <w:pPr>
+              <w:pStyle w:stlname="Normal" w:val="Normal"/>
+            </w:pPr>
+            <w:r>
+              <w:t> 0.369</w:t>
             </w:r>
           </w:p>
         </w:tc>
@@ -3348,7 +3348,7 @@
               <w:pStyle w:stlname="Normal" w:val="Normal"/>
             </w:pPr>
             <w:r>
-              <w:t>    1 (  2.0) </w:t>
+              <w:t>    1 (  1.9) </w:t>
             </w:r>
           </w:p>
         </w:tc>
@@ -3492,7 +3492,7 @@
               <w:pStyle w:stlname="Normal" w:val="Normal"/>
             </w:pPr>
             <w:r>
-              <w:t>    1 (  3.2) </w:t>
+              <w:t>    1 (  3.3) </w:t>
             </w:r>
           </w:p>
         </w:tc>
@@ -3512,17 +3512,17 @@
               <w:pStyle w:stlname="Normal" w:val="Normal"/>
             </w:pPr>
             <w:r>
-              <w:t>    2 (  4.0) </w:t>
-            </w:r>
-          </w:p>
-        </w:tc>
-        <w:tc>
-          <w:p>
-            <w:pPr>
-              <w:pStyle w:stlname="Normal" w:val="Normal"/>
-            </w:pPr>
-            <w:r>
-              <w:t>    1 (  3.8) </w:t>
+              <w:t>    2 (  3.8) </w:t>
+            </w:r>
+          </w:p>
+        </w:tc>
+        <w:tc>
+          <w:p>
+            <w:pPr>
+              <w:pStyle w:stlname="Normal" w:val="Normal"/>
+            </w:pPr>
+            <w:r>
+              <w:t>    1 (  4.0) </w:t>
             </w:r>
           </w:p>
         </w:tc>
@@ -3574,7 +3574,7 @@
               <w:pStyle w:stlname="Normal" w:val="Normal"/>
             </w:pPr>
             <w:r>
-              <w:t>   13 ( 41.9) </w:t>
+              <w:t>   13 ( 43.3) </w:t>
             </w:r>
           </w:p>
         </w:tc>
@@ -3594,17 +3594,17 @@
               <w:pStyle w:stlname="Normal" w:val="Normal"/>
             </w:pPr>
             <w:r>
-              <w:t>   16 ( 32.0) </w:t>
-            </w:r>
-          </w:p>
-        </w:tc>
-        <w:tc>
-          <w:p>
-            <w:pPr>
-              <w:pStyle w:stlname="Normal" w:val="Normal"/>
-            </w:pPr>
-            <w:r>
-              <w:t>    6 ( 23.1) </w:t>
+              <w:t>   16 ( 30.8) </w:t>
+            </w:r>
+          </w:p>
+        </w:tc>
+        <w:tc>
+          <w:p>
+            <w:pPr>
+              <w:pStyle w:stlname="Normal" w:val="Normal"/>
+            </w:pPr>
+            <w:r>
+              <w:t>    6 ( 24.0) </w:t>
             </w:r>
           </w:p>
         </w:tc>
@@ -3656,7 +3656,7 @@
               <w:pStyle w:stlname="Normal" w:val="Normal"/>
             </w:pPr>
             <w:r>
-              <w:t>    1 (  3.2) </w:t>
+              <w:t>    1 (  3.3) </w:t>
             </w:r>
           </w:p>
         </w:tc>
@@ -3686,7 +3686,7 @@
               <w:pStyle w:stlname="Normal" w:val="Normal"/>
             </w:pPr>
             <w:r>
-              <w:t>    1 (  3.8) </w:t>
+              <w:t>    1 (  4.0) </w:t>
             </w:r>
           </w:p>
         </w:tc>
@@ -3758,7 +3758,7 @@
               <w:pStyle w:stlname="Normal" w:val="Normal"/>
             </w:pPr>
             <w:r>
-              <w:t>    1 (  2.0) </w:t>
+              <w:t>    1 (  1.9) </w:t>
             </w:r>
           </w:p>
         </w:tc>
@@ -3840,17 +3840,17 @@
               <w:pStyle w:stlname="Normal" w:val="Normal"/>
             </w:pPr>
             <w:r>
-              <w:t>    2 (  4.0) </w:t>
-            </w:r>
-          </w:p>
-        </w:tc>
-        <w:tc>
-          <w:p>
-            <w:pPr>
-              <w:pStyle w:stlname="Normal" w:val="Normal"/>
-            </w:pPr>
-            <w:r>
-              <w:t>    2 (  7.7) </w:t>
+              <w:t>    2 (  3.8) </w:t>
+            </w:r>
+          </w:p>
+        </w:tc>
+        <w:tc>
+          <w:p>
+            <w:pPr>
+              <w:pStyle w:stlname="Normal" w:val="Normal"/>
+            </w:pPr>
+            <w:r>
+              <w:t>    2 (  8.0) </w:t>
             </w:r>
           </w:p>
         </w:tc>
@@ -3922,17 +3922,17 @@
               <w:pStyle w:stlname="Normal" w:val="Normal"/>
             </w:pPr>
             <w:r>
-              <w:t>    1 (  2.0) </w:t>
-            </w:r>
-          </w:p>
-        </w:tc>
-        <w:tc>
-          <w:p>
-            <w:pPr>
-              <w:pStyle w:stlname="Normal" w:val="Normal"/>
-            </w:pPr>
-            <w:r>
-              <w:t>    3 ( 11.5) </w:t>
+              <w:t>    1 (  1.9) </w:t>
+            </w:r>
+          </w:p>
+        </w:tc>
+        <w:tc>
+          <w:p>
+            <w:pPr>
+              <w:pStyle w:stlname="Normal" w:val="Normal"/>
+            </w:pPr>
+            <w:r>
+              <w:t>    3 ( 12.0) </w:t>
             </w:r>
           </w:p>
         </w:tc>
@@ -4086,7 +4086,7 @@
               <w:pStyle w:stlname="Normal" w:val="Normal"/>
             </w:pPr>
             <w:r>
-              <w:t>    1 (  2.0) </w:t>
+              <w:t>    1 (  1.9) </w:t>
             </w:r>
           </w:p>
         </w:tc>
@@ -4230,7 +4230,7 @@
               <w:pStyle w:stlname="Normal" w:val="Normal"/>
             </w:pPr>
             <w:r>
-              <w:t>    3 (  9.7) </w:t>
+              <w:t>    3 ( 10.0) </w:t>
             </w:r>
           </w:p>
         </w:tc>
@@ -4250,7 +4250,7 @@
               <w:pStyle w:stlname="Normal" w:val="Normal"/>
             </w:pPr>
             <w:r>
-              <w:t>    1 (  2.0) </w:t>
+              <w:t>    1 (  1.9) </w:t>
             </w:r>
           </w:p>
         </w:tc>
@@ -4312,7 +4312,7 @@
               <w:pStyle w:stlname="Normal" w:val="Normal"/>
             </w:pPr>
             <w:r>
-              <w:t>   11 ( 35.5) </w:t>
+              <w:t>   10 ( 33.3) </w:t>
             </w:r>
           </w:p>
         </w:tc>
@@ -4332,17 +4332,17 @@
               <w:pStyle w:stlname="Normal" w:val="Normal"/>
             </w:pPr>
             <w:r>
-              <w:t>   22 ( 44.0) </w:t>
-            </w:r>
-          </w:p>
-        </w:tc>
-        <w:tc>
-          <w:p>
-            <w:pPr>
-              <w:pStyle w:stlname="Normal" w:val="Normal"/>
-            </w:pPr>
-            <w:r>
-              <w:t>    8 ( 30.8) </w:t>
+              <w:t>   23 ( 44.2) </w:t>
+            </w:r>
+          </w:p>
+        </w:tc>
+        <w:tc>
+          <w:p>
+            <w:pPr>
+              <w:pStyle w:stlname="Normal" w:val="Normal"/>
+            </w:pPr>
+            <w:r>
+              <w:t>    8 ( 32.0) </w:t>
             </w:r>
           </w:p>
         </w:tc>
@@ -4414,7 +4414,7 @@
               <w:pStyle w:stlname="Normal" w:val="Normal"/>
             </w:pPr>
             <w:r>
-              <w:t>    1 (  2.0) </w:t>
+              <w:t>    1 (  1.9) </w:t>
             </w:r>
           </w:p>
         </w:tc>
@@ -4496,7 +4496,7 @@
               <w:pStyle w:stlname="Normal" w:val="Normal"/>
             </w:pPr>
             <w:r>
-              <w:t>    1 (  2.0) </w:t>
+              <w:t>    1 (  1.9) </w:t>
             </w:r>
           </w:p>
         </w:tc>
@@ -4588,7 +4588,7 @@
               <w:pStyle w:stlname="Normal" w:val="Normal"/>
             </w:pPr>
             <w:r>
-              <w:t>    1 (  3.8) </w:t>
+              <w:t>    1 (  4.0) </w:t>
             </w:r>
           </w:p>
         </w:tc>
@@ -4670,7 +4670,7 @@
               <w:pStyle w:stlname="Normal" w:val="Normal"/>
             </w:pPr>
             <w:r>
-              <w:t>    2 (  7.7) </w:t>
+              <w:t>    2 (  8.0) </w:t>
             </w:r>
           </w:p>
         </w:tc>
@@ -4722,7 +4722,7 @@
               <w:pStyle w:stlname="Normal" w:val="Normal"/>
             </w:pPr>
             <w:r>
-              <w:t>    1 (  3.2) </w:t>
+              <w:t>    1 (  3.3) </w:t>
             </w:r>
           </w:p>
         </w:tc>
@@ -4742,17 +4742,17 @@
               <w:pStyle w:stlname="Normal" w:val="Normal"/>
             </w:pPr>
             <w:r>
-              <w:t>    1 (  2.0) </w:t>
-            </w:r>
-          </w:p>
-        </w:tc>
-        <w:tc>
-          <w:p>
-            <w:pPr>
-              <w:pStyle w:stlname="Normal" w:val="Normal"/>
-            </w:pPr>
-            <w:r>
-              <w:t>    1 (  3.8) </w:t>
+              <w:t>    1 (  1.9) </w:t>
+            </w:r>
+          </w:p>
+        </w:tc>
+        <w:tc>
+          <w:p>
+            <w:pPr>
+              <w:pStyle w:stlname="Normal" w:val="Normal"/>
+            </w:pPr>
+            <w:r>
+              <w:t>    1 (  4.0) </w:t>
             </w:r>
           </w:p>
         </w:tc>
@@ -4824,27 +4824,27 @@
               <w:pStyle w:stlname="Normal" w:val="Normal"/>
             </w:pPr>
             <w:r>
-              <w:t> 5.90 ± 0.74</w:t>
-            </w:r>
-          </w:p>
-        </w:tc>
-        <w:tc>
-          <w:p>
-            <w:pPr>
-              <w:pStyle w:stlname="Normal" w:val="Normal"/>
-            </w:pPr>
-            <w:r>
-              <w:t> 5.88 ± 0.95</w:t>
-            </w:r>
-          </w:p>
-        </w:tc>
-        <w:tc>
-          <w:p>
-            <w:pPr>
-              <w:pStyle w:stlname="Normal" w:val="Normal"/>
-            </w:pPr>
-            <w:r>
-              <w:t> 0.704</w:t>
+              <w:t> 5.88 ± 0.73</w:t>
+            </w:r>
+          </w:p>
+        </w:tc>
+        <w:tc>
+          <w:p>
+            <w:pPr>
+              <w:pStyle w:stlname="Normal" w:val="Normal"/>
+            </w:pPr>
+            <w:r>
+              <w:t> 5.92 ± 0.95</w:t>
+            </w:r>
+          </w:p>
+        </w:tc>
+        <w:tc>
+          <w:p>
+            <w:pPr>
+              <w:pStyle w:stlname="Normal" w:val="Normal"/>
+            </w:pPr>
+            <w:r>
+              <w:t> 0.711</w:t>
             </w:r>
           </w:p>
         </w:tc>
@@ -4968,7 +4968,7 @@
               <w:pStyle w:stlname="Normal" w:val="Normal"/>
             </w:pPr>
             <w:r>
-              <w:t> 2.07 [1.05, 2.94]</w:t>
+              <w:t> 1.97 [1.02, 2.98]</w:t>
             </w:r>
           </w:p>
         </w:tc>
@@ -4988,17 +4988,17 @@
               <w:pStyle w:stlname="Normal" w:val="Normal"/>
             </w:pPr>
             <w:r>
-              <w:t> 0.92 [0.00, 1.87]</w:t>
-            </w:r>
-          </w:p>
-        </w:tc>
-        <w:tc>
-          <w:p>
-            <w:pPr>
-              <w:pStyle w:stlname="Normal" w:val="Normal"/>
-            </w:pPr>
-            <w:r>
-              <w:t> 0.00 [0.00, 1.71]</w:t>
+              <w:t> 0.98 [0.00, 1.93]</w:t>
+            </w:r>
+          </w:p>
+        </w:tc>
+        <w:tc>
+          <w:p>
+            <w:pPr>
+              <w:pStyle w:stlname="Normal" w:val="Normal"/>
+            </w:pPr>
+            <w:r>
+              <w:t> 0.00 [0.00, 1.67]</w:t>
             </w:r>
           </w:p>
         </w:tc>
@@ -5050,7 +5050,7 @@
               <w:pStyle w:stlname="Normal" w:val="Normal"/>
             </w:pPr>
             <w:r>
-              <w:t>-0.33 [-0.45, 0.19]</w:t>
+              <w:t>-0.32 [-0.46, 0.20]</w:t>
             </w:r>
           </w:p>
         </w:tc>
@@ -5070,17 +5070,17 @@
               <w:pStyle w:stlname="Normal" w:val="Normal"/>
             </w:pPr>
             <w:r>
-              <w:t> 0.56 [0.34, 0.66]</w:t>
-            </w:r>
-          </w:p>
-        </w:tc>
-        <w:tc>
-          <w:p>
-            <w:pPr>
-              <w:pStyle w:stlname="Normal" w:val="Normal"/>
-            </w:pPr>
-            <w:r>
-              <w:t>-0.08 [-0.54, 0.41]</w:t>
+              <w:t> 0.55 [0.29, 0.66]</w:t>
+            </w:r>
+          </w:p>
+        </w:tc>
+        <w:tc>
+          <w:p>
+            <w:pPr>
+              <w:pStyle w:stlname="Normal" w:val="Normal"/>
+            </w:pPr>
+            <w:r>
+              <w:t>-0.10 [-0.55, 0.44]</w:t>
             </w:r>
           </w:p>
         </w:tc>
@@ -5132,7 +5132,7 @@
               <w:pStyle w:stlname="Normal" w:val="Normal"/>
             </w:pPr>
             <w:r>
-              <w:t> 0.35 [0.11, 0.52]</w:t>
+              <w:t> 0.36 [0.12, 0.52]</w:t>
             </w:r>
           </w:p>
         </w:tc>
@@ -5152,17 +5152,17 @@
               <w:pStyle w:stlname="Normal" w:val="Normal"/>
             </w:pPr>
             <w:r>
-              <w:t> 0.04 [-0.49, 0.36]</w:t>
-            </w:r>
-          </w:p>
-        </w:tc>
-        <w:tc>
-          <w:p>
-            <w:pPr>
-              <w:pStyle w:stlname="Normal" w:val="Normal"/>
-            </w:pPr>
-            <w:r>
-              <w:t> 0.54 [0.22, 0.59]</w:t>
+              <w:t> 0.04 [-0.48, 0.35]</w:t>
+            </w:r>
+          </w:p>
+        </w:tc>
+        <w:tc>
+          <w:p>
+            <w:pPr>
+              <w:pStyle w:stlname="Normal" w:val="Normal"/>
+            </w:pPr>
+            <w:r>
+              <w:t> 0.56 [0.21, 0.59]</w:t>
             </w:r>
           </w:p>
         </w:tc>
@@ -5214,7 +5214,7 @@
               <w:pStyle w:stlname="Normal" w:val="Normal"/>
             </w:pPr>
             <w:r>
-              <w:t> 0.19 [-0.03, 0.36]</w:t>
+              <w:t> 0.20 [-0.02, 0.37]</w:t>
             </w:r>
           </w:p>
         </w:tc>
@@ -5234,17 +5234,17 @@
               <w:pStyle w:stlname="Normal" w:val="Normal"/>
             </w:pPr>
             <w:r>
-              <w:t>-0.05 [-0.38, 0.15]</w:t>
-            </w:r>
-          </w:p>
-        </w:tc>
-        <w:tc>
-          <w:p>
-            <w:pPr>
-              <w:pStyle w:stlname="Normal" w:val="Normal"/>
-            </w:pPr>
-            <w:r>
-              <w:t> 0.36 [0.08, 0.51]</w:t>
+              <w:t>-0.05 [-0.40, 0.15]</w:t>
+            </w:r>
+          </w:p>
+        </w:tc>
+        <w:tc>
+          <w:p>
+            <w:pPr>
+              <w:pStyle w:stlname="Normal" w:val="Normal"/>
+            </w:pPr>
+            <w:r>
+              <w:t> 0.39 [0.06, 0.52]</w:t>
             </w:r>
           </w:p>
         </w:tc>
@@ -5296,7 +5296,7 @@
               <w:pStyle w:stlname="Normal" w:val="Normal"/>
             </w:pPr>
             <w:r>
-              <w:t> 1.80 [1.38, 3.19]</w:t>
+              <w:t> 1.82 [1.35, 3.24]</w:t>
             </w:r>
           </w:p>
         </w:tc>
@@ -5316,17 +5316,17 @@
               <w:pStyle w:stlname="Normal" w:val="Normal"/>
             </w:pPr>
             <w:r>
-              <w:t> 1.75 [0.94, 3.07]</w:t>
-            </w:r>
-          </w:p>
-        </w:tc>
-        <w:tc>
-          <w:p>
-            <w:pPr>
-              <w:pStyle w:stlname="Normal" w:val="Normal"/>
-            </w:pPr>
-            <w:r>
-              <w:t> 2.53 [1.67, 3.05]</w:t>
+              <w:t> 1.78 [0.97, 3.01]</w:t>
+            </w:r>
+          </w:p>
+        </w:tc>
+        <w:tc>
+          <w:p>
+            <w:pPr>
+              <w:pStyle w:stlname="Normal" w:val="Normal"/>
+            </w:pPr>
+            <w:r>
+              <w:t> 2.61 [1.67, 3.10]</w:t>
             </w:r>
           </w:p>
         </w:tc>
@@ -5378,7 +5378,7 @@
               <w:pStyle w:stlname="Normal" w:val="Normal"/>
             </w:pPr>
             <w:r>
-              <w:t>27.00 [21.00, 35.00]</w:t>
+              <w:t>27.50 [21.50, 35.50]</w:t>
             </w:r>
           </w:p>
         </w:tc>
@@ -5398,17 +5398,17 @@
               <w:pStyle w:stlname="Normal" w:val="Normal"/>
             </w:pPr>
             <w:r>
-              <w:t>23.00 [16.00, 39.00]</w:t>
-            </w:r>
-          </w:p>
-        </w:tc>
-        <w:tc>
-          <w:p>
-            <w:pPr>
-              <w:pStyle w:stlname="Normal" w:val="Normal"/>
-            </w:pPr>
-            <w:r>
-              <w:t>32.00 [25.50, 37.75]</w:t>
+              <w:t>23.00 [15.75, 39.00]</w:t>
+            </w:r>
+          </w:p>
+        </w:tc>
+        <w:tc>
+          <w:p>
+            <w:pPr>
+              <w:pStyle w:stlname="Normal" w:val="Normal"/>
+            </w:pPr>
+            <w:r>
+              <w:t>33.00 [25.00, 38.00]</w:t>
             </w:r>
           </w:p>
         </w:tc>
